--- a/William/AI/William_Jackson.docx
+++ b/William/AI/William_Jackson.docx
@@ -2552,39 +2552,45 @@
         <w:jc w:val="both"/>
         <w:rPr>
           <w:rFonts w:ascii="Arial" w:hAnsi="Arial" w:cs="Arial"/>
-          <w:sz w:val="12"/>
-        </w:rPr>
-      </w:pPr>
-      <w:bookmarkStart w:id="0" w:name="_GoBack"/>
-      <w:r>
-        <w:rPr>
-          <w:rStyle w:val="Strong"/>
-          <w:rFonts w:ascii="Arial" w:hAnsi="Arial" w:cs="Arial"/>
-          <w:sz w:val="18"/>
-        </w:rPr>
-        <w:t>Upgraded model accuracy</w:t>
-      </w:r>
-      <w:r>
-        <w:rPr>
-          <w:rFonts w:ascii="Arial" w:hAnsi="Arial" w:cs="Arial"/>
-          <w:sz w:val="18"/>
-        </w:rPr>
-        <w:t xml:space="preserve"> by </w:t>
-      </w:r>
-      <w:r>
-        <w:rPr>
-          <w:rStyle w:val="Strong"/>
-          <w:rFonts w:ascii="Arial" w:hAnsi="Arial" w:cs="Arial"/>
-          <w:sz w:val="18"/>
-        </w:rPr>
-        <w:t>+8–15% (AUC/F1, depending on use case)</w:t>
-      </w:r>
-      <w:r>
-        <w:rPr>
-          <w:rFonts w:ascii="Arial" w:hAnsi="Arial" w:cs="Arial"/>
-          <w:sz w:val="18"/>
-        </w:rPr>
-        <w:t xml:space="preserve"> through tighter labeling rules, stronger feature engineering, and systematic leakage checks, while keeping the same production SLAs.</w:t>
+          <w:sz w:val="18"/>
+        </w:rPr>
+      </w:pPr>
+      <w:r>
+        <w:rPr>
+          <w:rFonts w:ascii="Arial" w:hAnsi="Arial" w:cs="Arial"/>
+          <w:sz w:val="18"/>
+        </w:rPr>
+        <w:t xml:space="preserve">Upgraded </w:t>
+      </w:r>
+      <w:r>
+        <w:rPr>
+          <w:rStyle w:val="Strong"/>
+          <w:rFonts w:ascii="Arial" w:hAnsi="Arial" w:cs="Arial"/>
+          <w:sz w:val="18"/>
+        </w:rPr>
+        <w:t>model accuracy</w:t>
+      </w:r>
+      <w:r>
+        <w:rPr>
+          <w:rFonts w:ascii="Arial" w:hAnsi="Arial" w:cs="Arial"/>
+          <w:sz w:val="18"/>
+        </w:rPr>
+        <w:t xml:space="preserve"> by +8–15% (AUC/F1, depending on use case) by tightening labeling rules, improving feature engineering in </w:t>
+      </w:r>
+      <w:r>
+        <w:rPr>
+          <w:rStyle w:val="Strong"/>
+          <w:rFonts w:ascii="Arial" w:hAnsi="Arial" w:cs="Arial"/>
+          <w:sz w:val="18"/>
+        </w:rPr>
+        <w:t>Python</w:t>
+      </w:r>
+      <w:r>
+        <w:rPr>
+          <w:rFonts w:ascii="Arial" w:hAnsi="Arial" w:cs="Arial"/>
+          <w:sz w:val="18"/>
+        </w:rPr>
+        <w:t>, and running systematic leakage checks, while keeping the same production SLAs.</w:t>
       </w:r>
     </w:p>
     <w:p>
@@ -2597,45 +2603,60 @@
         <w:jc w:val="both"/>
         <w:rPr>
           <w:rFonts w:ascii="Arial" w:hAnsi="Arial" w:cs="Arial"/>
-          <w:sz w:val="12"/>
-        </w:rPr>
-      </w:pPr>
-      <w:r>
-        <w:rPr>
-          <w:rFonts w:ascii="Arial" w:hAnsi="Arial" w:cs="Arial"/>
-          <w:sz w:val="18"/>
-        </w:rPr>
-        <w:t xml:space="preserve"> </w:t>
-      </w:r>
-      <w:r>
-        <w:rPr>
-          <w:rStyle w:val="Strong"/>
-          <w:rFonts w:ascii="Arial" w:hAnsi="Arial" w:cs="Arial"/>
-          <w:sz w:val="18"/>
-        </w:rPr>
-        <w:t>Improved data quality</w:t>
-      </w:r>
-      <w:r>
-        <w:rPr>
-          <w:rFonts w:ascii="Arial" w:hAnsi="Arial" w:cs="Arial"/>
-          <w:sz w:val="18"/>
-        </w:rPr>
-        <w:t xml:space="preserve"> by </w:t>
-      </w:r>
-      <w:r>
-        <w:rPr>
-          <w:rStyle w:val="Strong"/>
-          <w:rFonts w:ascii="Arial" w:hAnsi="Arial" w:cs="Arial"/>
-          <w:sz w:val="18"/>
-        </w:rPr>
-        <w:t>+20–35%</w:t>
-      </w:r>
-      <w:r>
-        <w:rPr>
-          <w:rFonts w:ascii="Arial" w:hAnsi="Arial" w:cs="Arial"/>
-          <w:sz w:val="18"/>
-        </w:rPr>
-        <w:t xml:space="preserve"> (measured via reduced label noise, fewer null/invalid fields, and higher agreement rates), using reproducible extraction SQL, QA gates, and drift-focused sampling.</w:t>
+          <w:sz w:val="18"/>
+        </w:rPr>
+      </w:pPr>
+      <w:r>
+        <w:rPr>
+          <w:rFonts w:ascii="Arial" w:hAnsi="Arial" w:cs="Arial"/>
+          <w:sz w:val="18"/>
+        </w:rPr>
+        <w:t xml:space="preserve">Improved </w:t>
+      </w:r>
+      <w:r>
+        <w:rPr>
+          <w:rStyle w:val="Strong"/>
+          <w:rFonts w:ascii="Arial" w:hAnsi="Arial" w:cs="Arial"/>
+          <w:sz w:val="18"/>
+        </w:rPr>
+        <w:t>data quality</w:t>
+      </w:r>
+      <w:r>
+        <w:rPr>
+          <w:rFonts w:ascii="Arial" w:hAnsi="Arial" w:cs="Arial"/>
+          <w:sz w:val="18"/>
+        </w:rPr>
+        <w:t xml:space="preserve"> by +20–35% (less label noise, fewer null/invalid fields, higher agreement) using reproducible </w:t>
+      </w:r>
+      <w:r>
+        <w:rPr>
+          <w:rStyle w:val="Strong"/>
+          <w:rFonts w:ascii="Arial" w:hAnsi="Arial" w:cs="Arial"/>
+          <w:sz w:val="18"/>
+        </w:rPr>
+        <w:t>SQL</w:t>
+      </w:r>
+      <w:r>
+        <w:rPr>
+          <w:rFonts w:ascii="Arial" w:hAnsi="Arial" w:cs="Arial"/>
+          <w:sz w:val="18"/>
+        </w:rPr>
+        <w:t xml:space="preserve"> extraction plus </w:t>
+      </w:r>
+      <w:r>
+        <w:rPr>
+          <w:rStyle w:val="Strong"/>
+          <w:rFonts w:ascii="Arial" w:hAnsi="Arial" w:cs="Arial"/>
+          <w:sz w:val="18"/>
+        </w:rPr>
+        <w:t>Python</w:t>
+      </w:r>
+      <w:r>
+        <w:rPr>
+          <w:rFonts w:ascii="Arial" w:hAnsi="Arial" w:cs="Arial"/>
+          <w:sz w:val="18"/>
+        </w:rPr>
+        <w:t xml:space="preserve"> QA gates and drift-focused sampling.</w:t>
       </w:r>
     </w:p>
     <w:p>
@@ -2648,54 +2669,30 @@
         <w:jc w:val="both"/>
         <w:rPr>
           <w:rFonts w:ascii="Arial" w:hAnsi="Arial" w:cs="Arial"/>
-          <w:sz w:val="12"/>
-        </w:rPr>
-      </w:pPr>
-      <w:r>
-        <w:rPr>
-          <w:rStyle w:val="Strong"/>
-          <w:rFonts w:ascii="Arial" w:hAnsi="Arial" w:cs="Arial"/>
-          <w:sz w:val="18"/>
-        </w:rPr>
-        <w:t>Raised online prediction consistency</w:t>
-      </w:r>
-      <w:r>
-        <w:rPr>
-          <w:rFonts w:ascii="Arial" w:hAnsi="Arial" w:cs="Arial"/>
-          <w:sz w:val="18"/>
-        </w:rPr>
-        <w:t xml:space="preserve"> by </w:t>
-      </w:r>
-      <w:r>
-        <w:rPr>
-          <w:rStyle w:val="Strong"/>
-          <w:rFonts w:ascii="Arial" w:hAnsi="Arial" w:cs="Arial"/>
-          <w:sz w:val="18"/>
-        </w:rPr>
-        <w:t>+25–40%</w:t>
-      </w:r>
-      <w:r>
-        <w:rPr>
-          <w:rFonts w:ascii="Arial" w:hAnsi="Arial" w:cs="Arial"/>
-          <w:sz w:val="18"/>
-        </w:rPr>
-        <w:t xml:space="preserve"> by aligning offline/online feature logic, enforcing point-in-time </w:t>
-      </w:r>
-      <w:proofErr w:type="gramStart"/>
-      <w:r>
-        <w:rPr>
-          <w:rFonts w:ascii="Arial" w:hAnsi="Arial" w:cs="Arial"/>
-          <w:sz w:val="18"/>
-        </w:rPr>
-        <w:t>joins,</w:t>
-      </w:r>
-      <w:proofErr w:type="gramEnd"/>
-      <w:r>
-        <w:rPr>
-          <w:rFonts w:ascii="Arial" w:hAnsi="Arial" w:cs="Arial"/>
-          <w:sz w:val="18"/>
-        </w:rPr>
-        <w:t xml:space="preserve"> and validating feature parity across </w:t>
+          <w:sz w:val="18"/>
+        </w:rPr>
+      </w:pPr>
+      <w:r>
+        <w:rPr>
+          <w:rFonts w:ascii="Arial" w:hAnsi="Arial" w:cs="Arial"/>
+          <w:sz w:val="18"/>
+        </w:rPr>
+        <w:t xml:space="preserve">Raised online prediction consistency by +25–40% by aligning offline/online feature logic in </w:t>
+      </w:r>
+      <w:r>
+        <w:rPr>
+          <w:rStyle w:val="Strong"/>
+          <w:rFonts w:ascii="Arial" w:hAnsi="Arial" w:cs="Arial"/>
+          <w:sz w:val="18"/>
+        </w:rPr>
+        <w:t>Python</w:t>
+      </w:r>
+      <w:r>
+        <w:rPr>
+          <w:rFonts w:ascii="Arial" w:hAnsi="Arial" w:cs="Arial"/>
+          <w:sz w:val="18"/>
+        </w:rPr>
+        <w:t xml:space="preserve">, enforcing point-in-time joins, and validating feature parity across </w:t>
       </w:r>
       <w:proofErr w:type="spellStart"/>
       <w:r>
@@ -2742,38 +2739,15 @@
         <w:jc w:val="both"/>
         <w:rPr>
           <w:rFonts w:ascii="Arial" w:hAnsi="Arial" w:cs="Arial"/>
-          <w:sz w:val="12"/>
-        </w:rPr>
-      </w:pPr>
-      <w:r>
-        <w:rPr>
-          <w:rStyle w:val="Strong"/>
-          <w:rFonts w:ascii="Arial" w:hAnsi="Arial" w:cs="Arial"/>
-          <w:sz w:val="18"/>
-        </w:rPr>
-        <w:t>Reduced inference latency</w:t>
-      </w:r>
-      <w:r>
-        <w:rPr>
-          <w:rFonts w:ascii="Arial" w:hAnsi="Arial" w:cs="Arial"/>
-          <w:sz w:val="18"/>
-        </w:rPr>
-        <w:t xml:space="preserve"> by </w:t>
-      </w:r>
-      <w:r>
-        <w:rPr>
-          <w:rStyle w:val="Strong"/>
-          <w:rFonts w:ascii="Arial" w:hAnsi="Arial" w:cs="Arial"/>
-          <w:sz w:val="18"/>
-        </w:rPr>
-        <w:t>30–60%</w:t>
-      </w:r>
-      <w:r>
-        <w:rPr>
-          <w:rFonts w:ascii="Arial" w:hAnsi="Arial" w:cs="Arial"/>
-          <w:sz w:val="18"/>
-        </w:rPr>
-        <w:t xml:space="preserve"> using slimmer feature sets, caching hot features in </w:t>
+          <w:sz w:val="18"/>
+        </w:rPr>
+      </w:pPr>
+      <w:r>
+        <w:rPr>
+          <w:rFonts w:ascii="Arial" w:hAnsi="Arial" w:cs="Arial"/>
+          <w:sz w:val="18"/>
+        </w:rPr>
+        <w:t xml:space="preserve">Reduced inference latency by 30–60% using slimmer feature sets, caching hot features in </w:t>
       </w:r>
       <w:proofErr w:type="spellStart"/>
       <w:r>
@@ -2808,7 +2782,24 @@
           <w:rFonts w:ascii="Arial" w:hAnsi="Arial" w:cs="Arial"/>
           <w:sz w:val="18"/>
         </w:rPr>
-        <w:t xml:space="preserve">, and right-sizing deployments across </w:t>
+        <w:t xml:space="preserve">, and right-sizing </w:t>
+      </w:r>
+      <w:proofErr w:type="spellStart"/>
+      <w:r>
+        <w:rPr>
+          <w:rStyle w:val="Strong"/>
+          <w:rFonts w:ascii="Arial" w:hAnsi="Arial" w:cs="Arial"/>
+          <w:sz w:val="18"/>
+        </w:rPr>
+        <w:t>FastAPI</w:t>
+      </w:r>
+      <w:proofErr w:type="spellEnd"/>
+      <w:r>
+        <w:rPr>
+          <w:rFonts w:ascii="Arial" w:hAnsi="Arial" w:cs="Arial"/>
+          <w:sz w:val="18"/>
+        </w:rPr>
+        <w:t xml:space="preserve"> serving deployments across </w:t>
       </w:r>
       <w:r>
         <w:rPr>
@@ -2851,38 +2842,15 @@
         <w:jc w:val="both"/>
         <w:rPr>
           <w:rFonts w:ascii="Arial" w:hAnsi="Arial" w:cs="Arial"/>
-          <w:sz w:val="12"/>
-        </w:rPr>
-      </w:pPr>
-      <w:r>
-        <w:rPr>
-          <w:rStyle w:val="Strong"/>
-          <w:rFonts w:ascii="Arial" w:hAnsi="Arial" w:cs="Arial"/>
-          <w:sz w:val="18"/>
-        </w:rPr>
-        <w:t>Increased model refresh rate</w:t>
-      </w:r>
-      <w:r>
-        <w:rPr>
-          <w:rFonts w:ascii="Arial" w:hAnsi="Arial" w:cs="Arial"/>
-          <w:sz w:val="18"/>
-        </w:rPr>
-        <w:t xml:space="preserve"> from </w:t>
-      </w:r>
-      <w:r>
-        <w:rPr>
-          <w:rStyle w:val="Strong"/>
-          <w:rFonts w:ascii="Arial" w:hAnsi="Arial" w:cs="Arial"/>
-          <w:sz w:val="18"/>
-        </w:rPr>
-        <w:t>monthly → weekly (or weekly → daily for key segments)</w:t>
-      </w:r>
-      <w:r>
-        <w:rPr>
-          <w:rFonts w:ascii="Arial" w:hAnsi="Arial" w:cs="Arial"/>
-          <w:sz w:val="18"/>
-        </w:rPr>
-        <w:t xml:space="preserve"> by automating retraining triggers with </w:t>
+          <w:sz w:val="18"/>
+        </w:rPr>
+      </w:pPr>
+      <w:r>
+        <w:rPr>
+          <w:rFonts w:ascii="Arial" w:hAnsi="Arial" w:cs="Arial"/>
+          <w:sz w:val="18"/>
+        </w:rPr>
+        <w:t xml:space="preserve">Increased model refresh rate from monthly → weekly (or weekly → daily for key segments) by automating retraining triggers with </w:t>
       </w:r>
       <w:proofErr w:type="spellStart"/>
       <w:r>
@@ -2896,25 +2864,33 @@
       <w:proofErr w:type="spellEnd"/>
       <w:r>
         <w:rPr>
-          <w:rFonts w:ascii="Arial" w:hAnsi="Arial" w:cs="Arial"/>
-          <w:sz w:val="18"/>
-        </w:rPr>
-        <w:t xml:space="preserve"> + </w:t>
-      </w:r>
-      <w:r>
-        <w:rPr>
-          <w:rStyle w:val="Strong"/>
-          <w:rFonts w:ascii="Arial" w:hAnsi="Arial" w:cs="Arial"/>
-          <w:sz w:val="18"/>
-        </w:rPr>
-        <w:t>Step Functions</w:t>
-      </w:r>
-      <w:r>
-        <w:rPr>
-          <w:rFonts w:ascii="Arial" w:hAnsi="Arial" w:cs="Arial"/>
-          <w:sz w:val="18"/>
-        </w:rPr>
-        <w:t>, enabling faster iteration without manual coordination.</w:t>
+          <w:rStyle w:val="Strong"/>
+          <w:rFonts w:ascii="Arial" w:hAnsi="Arial" w:cs="Arial"/>
+          <w:sz w:val="18"/>
+        </w:rPr>
+        <w:t xml:space="preserve"> + Step Functions</w:t>
+      </w:r>
+      <w:r>
+        <w:rPr>
+          <w:rFonts w:ascii="Arial" w:hAnsi="Arial" w:cs="Arial"/>
+          <w:sz w:val="18"/>
+        </w:rPr>
+        <w:t xml:space="preserve">, enabling faster iteration without manual coordination in </w:t>
+      </w:r>
+      <w:r>
+        <w:rPr>
+          <w:rStyle w:val="Strong"/>
+          <w:rFonts w:ascii="Arial" w:hAnsi="Arial" w:cs="Arial"/>
+          <w:sz w:val="18"/>
+        </w:rPr>
+        <w:t>Python</w:t>
+      </w:r>
+      <w:r>
+        <w:rPr>
+          <w:rFonts w:ascii="Arial" w:hAnsi="Arial" w:cs="Arial"/>
+          <w:sz w:val="18"/>
+        </w:rPr>
+        <w:t xml:space="preserve"> pipelines.</w:t>
       </w:r>
     </w:p>
     <w:p>
@@ -2927,38 +2903,15 @@
         <w:jc w:val="both"/>
         <w:rPr>
           <w:rFonts w:ascii="Arial" w:hAnsi="Arial" w:cs="Arial"/>
-          <w:sz w:val="12"/>
-        </w:rPr>
-      </w:pPr>
-      <w:r>
-        <w:rPr>
-          <w:rStyle w:val="Strong"/>
-          <w:rFonts w:ascii="Arial" w:hAnsi="Arial" w:cs="Arial"/>
-          <w:sz w:val="18"/>
-        </w:rPr>
-        <w:t>Improved reliability and on-call quality</w:t>
-      </w:r>
-      <w:r>
-        <w:rPr>
-          <w:rFonts w:ascii="Arial" w:hAnsi="Arial" w:cs="Arial"/>
-          <w:sz w:val="18"/>
-        </w:rPr>
-        <w:t xml:space="preserve"> by cutting </w:t>
-      </w:r>
-      <w:r>
-        <w:rPr>
-          <w:rStyle w:val="Strong"/>
-          <w:rFonts w:ascii="Arial" w:hAnsi="Arial" w:cs="Arial"/>
-          <w:sz w:val="18"/>
-        </w:rPr>
-        <w:t>model-serving MTTR ~35–55%</w:t>
-      </w:r>
-      <w:r>
-        <w:rPr>
-          <w:rFonts w:ascii="Arial" w:hAnsi="Arial" w:cs="Arial"/>
-          <w:sz w:val="18"/>
-        </w:rPr>
-        <w:t xml:space="preserve"> using </w:t>
+          <w:sz w:val="18"/>
+        </w:rPr>
+      </w:pPr>
+      <w:r>
+        <w:rPr>
+          <w:rFonts w:ascii="Arial" w:hAnsi="Arial" w:cs="Arial"/>
+          <w:sz w:val="18"/>
+        </w:rPr>
+        <w:t xml:space="preserve">Improved reliability and on-call quality by cutting model-serving MTTR ~35–55% using </w:t>
       </w:r>
       <w:proofErr w:type="spellStart"/>
       <w:r>
@@ -3028,7 +2981,24 @@
           <w:rFonts w:ascii="Arial" w:hAnsi="Arial" w:cs="Arial"/>
           <w:sz w:val="18"/>
         </w:rPr>
-        <w:t xml:space="preserve"> SLO dashboards with actionable alerts.</w:t>
+        <w:t xml:space="preserve"> SLO dashboards with actionable alerts for </w:t>
+      </w:r>
+      <w:proofErr w:type="spellStart"/>
+      <w:r>
+        <w:rPr>
+          <w:rStyle w:val="Strong"/>
+          <w:rFonts w:ascii="Arial" w:hAnsi="Arial" w:cs="Arial"/>
+          <w:sz w:val="18"/>
+        </w:rPr>
+        <w:t>FastAPI</w:t>
+      </w:r>
+      <w:proofErr w:type="spellEnd"/>
+      <w:r>
+        <w:rPr>
+          <w:rFonts w:ascii="Arial" w:hAnsi="Arial" w:cs="Arial"/>
+          <w:sz w:val="18"/>
+        </w:rPr>
+        <w:t xml:space="preserve"> services.</w:t>
       </w:r>
     </w:p>
     <w:p>
@@ -3041,38 +3011,30 @@
         <w:jc w:val="both"/>
         <w:rPr>
           <w:rFonts w:ascii="Arial" w:hAnsi="Arial" w:cs="Arial"/>
-          <w:sz w:val="12"/>
-        </w:rPr>
-      </w:pPr>
-      <w:r>
-        <w:rPr>
-          <w:rStyle w:val="Strong"/>
-          <w:rFonts w:ascii="Arial" w:hAnsi="Arial" w:cs="Arial"/>
-          <w:sz w:val="18"/>
-        </w:rPr>
-        <w:t>Boosted experiment velocity</w:t>
-      </w:r>
-      <w:r>
-        <w:rPr>
-          <w:rFonts w:ascii="Arial" w:hAnsi="Arial" w:cs="Arial"/>
-          <w:sz w:val="18"/>
-        </w:rPr>
-        <w:t xml:space="preserve"> by </w:t>
-      </w:r>
-      <w:r>
-        <w:rPr>
-          <w:rStyle w:val="Strong"/>
-          <w:rFonts w:ascii="Arial" w:hAnsi="Arial" w:cs="Arial"/>
-          <w:sz w:val="18"/>
-        </w:rPr>
-        <w:t>2–3×</w:t>
-      </w:r>
-      <w:r>
-        <w:rPr>
-          <w:rFonts w:ascii="Arial" w:hAnsi="Arial" w:cs="Arial"/>
-          <w:sz w:val="18"/>
-        </w:rPr>
-        <w:t xml:space="preserve"> with standardized evaluation harnesses, strict train/validation splits, versioned datasets, and comparable metrics across iterations (reducing “rerun to trust” cycles).</w:t>
+          <w:sz w:val="18"/>
+        </w:rPr>
+      </w:pPr>
+      <w:r>
+        <w:rPr>
+          <w:rFonts w:ascii="Arial" w:hAnsi="Arial" w:cs="Arial"/>
+          <w:sz w:val="18"/>
+        </w:rPr>
+        <w:t xml:space="preserve">Boosted experiment velocity by 2–3× with standardized evaluation harnesses in </w:t>
+      </w:r>
+      <w:r>
+        <w:rPr>
+          <w:rStyle w:val="Strong"/>
+          <w:rFonts w:ascii="Arial" w:hAnsi="Arial" w:cs="Arial"/>
+          <w:sz w:val="18"/>
+        </w:rPr>
+        <w:t>Python</w:t>
+      </w:r>
+      <w:r>
+        <w:rPr>
+          <w:rFonts w:ascii="Arial" w:hAnsi="Arial" w:cs="Arial"/>
+          <w:sz w:val="18"/>
+        </w:rPr>
+        <w:t>, strict train/validation splits, versioned datasets, and comparable metrics across iterations (reducing “rerun to trust” cycles).</w:t>
       </w:r>
     </w:p>
     <w:p>
@@ -3085,38 +3047,15 @@
         <w:jc w:val="both"/>
         <w:rPr>
           <w:rFonts w:ascii="Arial" w:hAnsi="Arial" w:cs="Arial"/>
-          <w:sz w:val="12"/>
-        </w:rPr>
-      </w:pPr>
-      <w:r>
-        <w:rPr>
-          <w:rStyle w:val="Strong"/>
-          <w:rFonts w:ascii="Arial" w:hAnsi="Arial" w:cs="Arial"/>
-          <w:sz w:val="18"/>
-        </w:rPr>
-        <w:t>Reduced production regressions</w:t>
-      </w:r>
-      <w:r>
-        <w:rPr>
-          <w:rFonts w:ascii="Arial" w:hAnsi="Arial" w:cs="Arial"/>
-          <w:sz w:val="18"/>
-        </w:rPr>
-        <w:t xml:space="preserve"> by </w:t>
-      </w:r>
-      <w:r>
-        <w:rPr>
-          <w:rStyle w:val="Strong"/>
-          <w:rFonts w:ascii="Arial" w:hAnsi="Arial" w:cs="Arial"/>
-          <w:sz w:val="18"/>
-        </w:rPr>
-        <w:t>40–70%</w:t>
-      </w:r>
-      <w:r>
-        <w:rPr>
-          <w:rFonts w:ascii="Arial" w:hAnsi="Arial" w:cs="Arial"/>
-          <w:sz w:val="18"/>
-        </w:rPr>
-        <w:t xml:space="preserve"> through CI/CD quality gates, automated </w:t>
+          <w:sz w:val="18"/>
+        </w:rPr>
+      </w:pPr>
+      <w:r>
+        <w:rPr>
+          <w:rFonts w:ascii="Arial" w:hAnsi="Arial" w:cs="Arial"/>
+          <w:sz w:val="18"/>
+        </w:rPr>
+        <w:t xml:space="preserve">Reduced production regressions by 40–70% through CI/CD quality gates, automated </w:t>
       </w:r>
       <w:proofErr w:type="spellStart"/>
       <w:r>
@@ -3185,14 +3124,39 @@
         </w:rPr>
         <w:t>CloudFormation</w:t>
       </w:r>
-      <w:r>
-        <w:rPr>
-          <w:rFonts w:ascii="Arial" w:hAnsi="Arial" w:cs="Arial"/>
-          <w:sz w:val="18"/>
-        </w:rPr>
-        <w:t>.</w:t>
-      </w:r>
-      <w:proofErr w:type="spellEnd"/>
+      <w:proofErr w:type="spellEnd"/>
+      <w:r>
+        <w:rPr>
+          <w:rFonts w:ascii="Arial" w:hAnsi="Arial" w:cs="Arial"/>
+          <w:sz w:val="18"/>
+        </w:rPr>
+        <w:t xml:space="preserve"> for </w:t>
+      </w:r>
+      <w:r>
+        <w:rPr>
+          <w:rStyle w:val="Strong"/>
+          <w:rFonts w:ascii="Arial" w:hAnsi="Arial" w:cs="Arial"/>
+          <w:sz w:val="18"/>
+        </w:rPr>
+        <w:t>Python/</w:t>
+      </w:r>
+      <w:proofErr w:type="spellStart"/>
+      <w:r>
+        <w:rPr>
+          <w:rStyle w:val="Strong"/>
+          <w:rFonts w:ascii="Arial" w:hAnsi="Arial" w:cs="Arial"/>
+          <w:sz w:val="18"/>
+        </w:rPr>
+        <w:t>FastAPI</w:t>
+      </w:r>
+      <w:proofErr w:type="spellEnd"/>
+      <w:r>
+        <w:rPr>
+          <w:rFonts w:ascii="Arial" w:hAnsi="Arial" w:cs="Arial"/>
+          <w:sz w:val="18"/>
+        </w:rPr>
+        <w:t xml:space="preserve"> workloads.</w:t>
+      </w:r>
     </w:p>
     <w:p>
       <w:pPr>
@@ -3204,38 +3168,30 @@
         <w:jc w:val="both"/>
         <w:rPr>
           <w:rFonts w:ascii="Arial" w:hAnsi="Arial" w:cs="Arial"/>
-          <w:sz w:val="12"/>
-        </w:rPr>
-      </w:pPr>
-      <w:r>
-        <w:rPr>
-          <w:rStyle w:val="Strong"/>
-          <w:rFonts w:ascii="Arial" w:hAnsi="Arial" w:cs="Arial"/>
-          <w:sz w:val="18"/>
-        </w:rPr>
-        <w:t>Improved replay/backfill success rate</w:t>
-      </w:r>
-      <w:r>
-        <w:rPr>
-          <w:rFonts w:ascii="Arial" w:hAnsi="Arial" w:cs="Arial"/>
-          <w:sz w:val="18"/>
-        </w:rPr>
-        <w:t xml:space="preserve"> to </w:t>
-      </w:r>
-      <w:r>
-        <w:rPr>
-          <w:rStyle w:val="Strong"/>
-          <w:rFonts w:ascii="Arial" w:hAnsi="Arial" w:cs="Arial"/>
-          <w:sz w:val="18"/>
-        </w:rPr>
-        <w:t>99%+</w:t>
-      </w:r>
-      <w:r>
-        <w:rPr>
-          <w:rFonts w:ascii="Arial" w:hAnsi="Arial" w:cs="Arial"/>
-          <w:sz w:val="18"/>
-        </w:rPr>
-        <w:t xml:space="preserve"> by implementing idempotent, replay-safe consumers for </w:t>
+          <w:sz w:val="18"/>
+        </w:rPr>
+      </w:pPr>
+      <w:r>
+        <w:rPr>
+          <w:rFonts w:ascii="Arial" w:hAnsi="Arial" w:cs="Arial"/>
+          <w:sz w:val="18"/>
+        </w:rPr>
+        <w:t xml:space="preserve">Improved replay/backfill success rate to 99%+ by implementing idempotent, replay-safe consumers in </w:t>
+      </w:r>
+      <w:r>
+        <w:rPr>
+          <w:rStyle w:val="Strong"/>
+          <w:rFonts w:ascii="Arial" w:hAnsi="Arial" w:cs="Arial"/>
+          <w:sz w:val="18"/>
+        </w:rPr>
+        <w:t>Python</w:t>
+      </w:r>
+      <w:r>
+        <w:rPr>
+          <w:rFonts w:ascii="Arial" w:hAnsi="Arial" w:cs="Arial"/>
+          <w:sz w:val="18"/>
+        </w:rPr>
+        <w:t xml:space="preserve"> for </w:t>
       </w:r>
       <w:r>
         <w:rPr>
@@ -3278,24 +3234,16 @@
         <w:jc w:val="both"/>
         <w:rPr>
           <w:rFonts w:ascii="Arial" w:hAnsi="Arial" w:cs="Arial"/>
-          <w:sz w:val="12"/>
-        </w:rPr>
-      </w:pPr>
-      <w:r>
-        <w:rPr>
-          <w:rStyle w:val="Strong"/>
+          <w:sz w:val="18"/>
+        </w:rPr>
+      </w:pPr>
+      <w:r>
+        <w:rPr>
           <w:rFonts w:ascii="Arial" w:hAnsi="Arial" w:cs="Arial"/>
           <w:sz w:val="18"/>
         </w:rPr>
         <w:lastRenderedPageBreak/>
-        <w:t>Enhanced debugging and governance</w:t>
-      </w:r>
-      <w:r>
-        <w:rPr>
-          <w:rFonts w:ascii="Arial" w:hAnsi="Arial" w:cs="Arial"/>
-          <w:sz w:val="18"/>
-        </w:rPr>
-        <w:t xml:space="preserve"> by indexing prediction artifacts into </w:t>
+        <w:t xml:space="preserve">Enhanced debugging and governance by indexing prediction artifacts into </w:t>
       </w:r>
       <w:proofErr w:type="spellStart"/>
       <w:r>
@@ -3320,7 +3268,22 @@
           <w:rFonts w:ascii="Arial" w:hAnsi="Arial" w:cs="Arial"/>
           <w:sz w:val="18"/>
         </w:rPr>
-        <w:t>, enabling slice analysis that surfaced bias/edge-case drops and drove targeted fixes.</w:t>
+        <w:t xml:space="preserve">, enabling slice analysis that surfaced bias/edge-case drops and drove targeted fixes in </w:t>
+      </w:r>
+      <w:r>
+        <w:rPr>
+          <w:rStyle w:val="Strong"/>
+          <w:rFonts w:ascii="Arial" w:hAnsi="Arial" w:cs="Arial"/>
+          <w:sz w:val="18"/>
+        </w:rPr>
+        <w:t>Python</w:t>
+      </w:r>
+      <w:r>
+        <w:rPr>
+          <w:rFonts w:ascii="Arial" w:hAnsi="Arial" w:cs="Arial"/>
+          <w:sz w:val="18"/>
+        </w:rPr>
+        <w:t xml:space="preserve"> feature + scoring logic.</w:t>
       </w:r>
     </w:p>
     <w:p>
@@ -3333,23 +3296,15 @@
         <w:jc w:val="both"/>
         <w:rPr>
           <w:rFonts w:ascii="Arial" w:hAnsi="Arial" w:cs="Arial"/>
-          <w:sz w:val="12"/>
-        </w:rPr>
-      </w:pPr>
-      <w:r>
-        <w:rPr>
-          <w:rStyle w:val="Strong"/>
-          <w:rFonts w:ascii="Arial" w:hAnsi="Arial" w:cs="Arial"/>
-          <w:sz w:val="18"/>
-        </w:rPr>
-        <w:t>Strengthened security posture</w:t>
-      </w:r>
-      <w:r>
-        <w:rPr>
-          <w:rFonts w:ascii="Arial" w:hAnsi="Arial" w:cs="Arial"/>
-          <w:sz w:val="18"/>
-        </w:rPr>
-        <w:t xml:space="preserve"> with </w:t>
+          <w:sz w:val="18"/>
+        </w:rPr>
+      </w:pPr>
+      <w:r>
+        <w:rPr>
+          <w:rFonts w:ascii="Arial" w:hAnsi="Arial" w:cs="Arial"/>
+          <w:sz w:val="18"/>
+        </w:rPr>
+        <w:t xml:space="preserve">Strengthened security posture with </w:t>
       </w:r>
       <w:r>
         <w:rPr>
@@ -3419,22 +3374,24 @@
           <w:rFonts w:ascii="Arial" w:hAnsi="Arial" w:cs="Arial"/>
           <w:sz w:val="18"/>
         </w:rPr>
-        <w:t xml:space="preserve">, and </w:t>
-      </w:r>
-      <w:r>
-        <w:rPr>
-          <w:rStyle w:val="Strong"/>
-          <w:rFonts w:ascii="Arial" w:hAnsi="Arial" w:cs="Arial"/>
-          <w:sz w:val="18"/>
-        </w:rPr>
-        <w:t>audit logging</w:t>
-      </w:r>
-      <w:r>
-        <w:rPr>
-          <w:rFonts w:ascii="Arial" w:hAnsi="Arial" w:cs="Arial"/>
-          <w:sz w:val="18"/>
-        </w:rPr>
-        <w:t>, improving compliance readiness and reducing sensitive-data exposure risks.</w:t>
+        <w:t xml:space="preserve">, and audit logging around </w:t>
+      </w:r>
+      <w:proofErr w:type="spellStart"/>
+      <w:r>
+        <w:rPr>
+          <w:rStyle w:val="Strong"/>
+          <w:rFonts w:ascii="Arial" w:hAnsi="Arial" w:cs="Arial"/>
+          <w:sz w:val="18"/>
+        </w:rPr>
+        <w:t>FastAPI</w:t>
+      </w:r>
+      <w:proofErr w:type="spellEnd"/>
+      <w:r>
+        <w:rPr>
+          <w:rFonts w:ascii="Arial" w:hAnsi="Arial" w:cs="Arial"/>
+          <w:sz w:val="18"/>
+        </w:rPr>
+        <w:t xml:space="preserve"> endpoints, improving compliance readiness and reducing sensitive-data exposure risks.</w:t>
       </w:r>
     </w:p>
     <w:p>
@@ -3452,18 +3409,10 @@
       </w:pPr>
       <w:r>
         <w:rPr>
-          <w:rStyle w:val="Strong"/>
-          <w:rFonts w:ascii="Arial" w:hAnsi="Arial" w:cs="Arial"/>
-          <w:sz w:val="18"/>
-        </w:rPr>
-        <w:t>Expanded analytics coverage</w:t>
-      </w:r>
-      <w:r>
-        <w:rPr>
-          <w:rFonts w:ascii="Arial" w:hAnsi="Arial" w:cs="Arial"/>
-          <w:sz w:val="18"/>
-        </w:rPr>
-        <w:t xml:space="preserve"> by shipping event and experiment datasets into </w:t>
+          <w:rFonts w:ascii="Arial" w:hAnsi="Arial" w:cs="Arial"/>
+          <w:sz w:val="18"/>
+        </w:rPr>
+        <w:t xml:space="preserve">Expanded analytics coverage by shipping event and experiment datasets into </w:t>
       </w:r>
       <w:r>
         <w:rPr>
@@ -3495,7 +3444,22 @@
           <w:rFonts w:ascii="Arial" w:hAnsi="Arial" w:cs="Arial"/>
           <w:sz w:val="18"/>
         </w:rPr>
-        <w:t>, improving stakeholder visibility into lift, drift, latency, and operational cost.</w:t>
+        <w:t xml:space="preserve"> using </w:t>
+      </w:r>
+      <w:r>
+        <w:rPr>
+          <w:rStyle w:val="Strong"/>
+          <w:rFonts w:ascii="Arial" w:hAnsi="Arial" w:cs="Arial"/>
+          <w:sz w:val="18"/>
+        </w:rPr>
+        <w:t>Python/SQL</w:t>
+      </w:r>
+      <w:r>
+        <w:rPr>
+          <w:rFonts w:ascii="Arial" w:hAnsi="Arial" w:cs="Arial"/>
+          <w:sz w:val="18"/>
+        </w:rPr>
+        <w:t xml:space="preserve"> ELT patterns, improving visibility into lift, drift, latency, and operational cost.</w:t>
       </w:r>
     </w:p>
     <w:tbl>
@@ -3530,7 +3494,6 @@
               <w:right w:val="none" w:sz="0" w:space="0" w:color="FFFFFF"/>
             </w:tcBorders>
           </w:tcPr>
-          <w:bookmarkEnd w:id="0"/>
           <w:p>
             <w:r>
               <w:rPr>
@@ -5187,7 +5150,17 @@
           <w:color w:val="000000" w:themeColor="text1"/>
           <w:sz w:val="18"/>
         </w:rPr>
-        <w:t xml:space="preserve">Orchestrated long-running workflows using </w:t>
+        <w:t>Orchestrated long-runn</w:t>
+      </w:r>
+      <w:bookmarkStart w:id="0" w:name="_GoBack"/>
+      <w:bookmarkEnd w:id="0"/>
+      <w:r>
+        <w:rPr>
+          <w:rFonts w:ascii="Arial" w:hAnsi="Arial" w:cs="Arial"/>
+          <w:color w:val="000000" w:themeColor="text1"/>
+          <w:sz w:val="18"/>
+        </w:rPr>
+        <w:t xml:space="preserve">ing workflows using </w:t>
       </w:r>
       <w:r>
         <w:rPr>
@@ -5972,7 +5945,7 @@
   <w:abstractNum w:abstractNumId="6">
     <w:nsid w:val="7CFD4ADC"/>
     <w:multiLevelType w:val="multilevel"/>
-    <w:tmpl w:val="488821EA"/>
+    <w:tmpl w:val="0AA49C2A"/>
     <w:lvl w:ilvl="0">
       <w:start w:val="1"/>
       <w:numFmt w:val="bullet"/>
@@ -5986,7 +5959,7 @@
       </w:pPr>
       <w:rPr>
         <w:rFonts w:ascii="Wingdings" w:hAnsi="Wingdings" w:hint="default"/>
-        <w:sz w:val="20"/>
+        <w:sz w:val="18"/>
       </w:rPr>
     </w:lvl>
     <w:lvl w:ilvl="1" w:tentative="1">

--- a/William/AI/William_Jackson.docx
+++ b/William/AI/William_Jackson.docx
@@ -145,66 +145,12 @@
             </w:pPr>
             <w:r>
               <w:rPr>
-                <w:rFonts w:ascii="Arial" w:eastAsia="Arial" w:hAnsi="Arial" w:cs="Arial"/>
+                <w:rFonts w:ascii="Arial" w:hAnsi="Arial" w:cs="Arial"/>
                 <w:color w:val="FFFFFF"/>
                 <w:sz w:val="17"/>
                 <w:szCs w:val="17"/>
               </w:rPr>
-              <w:t xml:space="preserve">Wellington, Nevada, United States | </w:t>
-            </w:r>
-            <w:r>
-              <w:rPr>
-                <w:rFonts w:ascii="Arial" w:eastAsia="Arial" w:hAnsi="Arial" w:cs="Arial"/>
-                <w:color w:val="FFFFFF"/>
-                <w:sz w:val="17"/>
-                <w:szCs w:val="17"/>
-              </w:rPr>
-              <w:t>+1 (786) 949-7561</w:t>
-            </w:r>
-            <w:r>
-              <w:rPr>
-                <w:rFonts w:ascii="Arial" w:eastAsia="Arial" w:hAnsi="Arial" w:cs="Arial"/>
-                <w:color w:val="FFFFFF"/>
-                <w:sz w:val="17"/>
-                <w:szCs w:val="17"/>
-              </w:rPr>
-              <w:t xml:space="preserve">| </w:t>
-            </w:r>
-            <w:r>
-              <w:rPr>
-                <w:rFonts w:ascii="Arial" w:eastAsia="Arial" w:hAnsi="Arial" w:cs="Arial"/>
-                <w:color w:val="FFFFFF"/>
-                <w:sz w:val="17"/>
-                <w:szCs w:val="17"/>
-              </w:rPr>
-              <w:t>williamjackson.pro@outlook.com</w:t>
-            </w:r>
-            <w:r>
-              <w:rPr>
-                <w:rFonts w:ascii="Arial" w:eastAsia="Arial" w:hAnsi="Arial" w:cs="Arial"/>
-                <w:color w:val="FFFFFF"/>
-                <w:sz w:val="17"/>
-                <w:szCs w:val="17"/>
-              </w:rPr>
-              <w:t xml:space="preserve"> | </w:t>
-            </w:r>
-            <w:r>
-              <w:rPr>
-                <w:rFonts w:ascii="Arial" w:eastAsia="Arial" w:hAnsi="Arial" w:cs="Arial"/>
-                <w:color w:val="FFFFFF"/>
-                <w:sz w:val="17"/>
-                <w:szCs w:val="17"/>
-              </w:rPr>
-              <w:t>linkedin.com/in/william-jackson-</w:t>
-            </w:r>
-            <w:r>
-              <w:rPr>
-                <w:rFonts w:ascii="Arial" w:eastAsia="Arial" w:hAnsi="Arial" w:cs="Arial"/>
-                <w:color w:val="FFFFFF"/>
-                <w:sz w:val="17"/>
-                <w:szCs w:val="17"/>
-              </w:rPr>
-              <w:t>75b9343b6</w:t>
+              <w:t>Wellington, Nevada, United States | +1 (786) 949-7561| williamjdev@outlook.com | linkedin.com/in/william-jackson-40036a3ba</w:t>
             </w:r>
             <w:bookmarkStart w:id="0" w:name="_GoBack"/>
             <w:bookmarkEnd w:id="0"/>

--- a/William/AI/William_Jackson.docx
+++ b/William/AI/William_Jackson.docx
@@ -152,8 +152,6 @@
               </w:rPr>
               <w:t>Wellington, Nevada, United States | +1 (786) 949-7561| williamjdev@outlook.com | linkedin.com/in/william-jackson-40036a3ba</w:t>
             </w:r>
-            <w:bookmarkStart w:id="0" w:name="_GoBack"/>
-            <w:bookmarkEnd w:id="0"/>
           </w:p>
         </w:tc>
       </w:tr>
@@ -1134,21 +1132,7 @@
         <w:rPr>
           <w:sz w:val="22"/>
         </w:rPr>
-        <w:t xml:space="preserve">, analyzers, </w:t>
-      </w:r>
-      <w:proofErr w:type="spellStart"/>
-      <w:r>
-        <w:rPr>
-          <w:sz w:val="22"/>
-        </w:rPr>
-        <w:t>tokenizers</w:t>
-      </w:r>
-      <w:proofErr w:type="spellEnd"/>
-      <w:r>
-        <w:rPr>
-          <w:sz w:val="22"/>
-        </w:rPr>
-        <w:t>, query tuning, pagination strategies</w:t>
+        <w:t>, analyzers, tokenizers, query tuning, pagination strategies</w:t>
       </w:r>
     </w:p>
     <w:p>
@@ -1177,13 +1161,52 @@
         </w:rPr>
         <w:t xml:space="preserve"> — </w:t>
       </w:r>
+      <w:r>
+        <w:rPr>
+          <w:rStyle w:val="Strong"/>
+          <w:sz w:val="22"/>
+        </w:rPr>
+        <w:t>PostgreSQL 12–15</w:t>
+      </w:r>
+      <w:r>
+        <w:rPr>
+          <w:sz w:val="22"/>
+        </w:rPr>
+        <w:t xml:space="preserve">, </w:t>
+      </w:r>
+      <w:r>
+        <w:rPr>
+          <w:rStyle w:val="Strong"/>
+          <w:sz w:val="22"/>
+        </w:rPr>
+        <w:t>MySQL 8.x</w:t>
+      </w:r>
+      <w:r>
+        <w:rPr>
+          <w:sz w:val="22"/>
+        </w:rPr>
+        <w:t xml:space="preserve">, </w:t>
+      </w:r>
+      <w:r>
+        <w:rPr>
+          <w:rStyle w:val="Strong"/>
+          <w:sz w:val="22"/>
+        </w:rPr>
+        <w:t>SQL Server 2014–2019</w:t>
+      </w:r>
+      <w:r>
+        <w:rPr>
+          <w:sz w:val="22"/>
+        </w:rPr>
+        <w:t xml:space="preserve">, </w:t>
+      </w:r>
       <w:proofErr w:type="spellStart"/>
       <w:r>
         <w:rPr>
           <w:rStyle w:val="Strong"/>
           <w:sz w:val="22"/>
         </w:rPr>
-        <w:t>PostgreSQL</w:t>
+        <w:t>Redis</w:t>
       </w:r>
       <w:proofErr w:type="spellEnd"/>
       <w:r>
@@ -1191,54 +1214,6 @@
           <w:rStyle w:val="Strong"/>
           <w:sz w:val="22"/>
         </w:rPr>
-        <w:t xml:space="preserve"> 12–15</w:t>
-      </w:r>
-      <w:r>
-        <w:rPr>
-          <w:sz w:val="22"/>
-        </w:rPr>
-        <w:t xml:space="preserve">, </w:t>
-      </w:r>
-      <w:r>
-        <w:rPr>
-          <w:rStyle w:val="Strong"/>
-          <w:sz w:val="22"/>
-        </w:rPr>
-        <w:t>MySQL 8.x</w:t>
-      </w:r>
-      <w:r>
-        <w:rPr>
-          <w:sz w:val="22"/>
-        </w:rPr>
-        <w:t xml:space="preserve">, </w:t>
-      </w:r>
-      <w:r>
-        <w:rPr>
-          <w:rStyle w:val="Strong"/>
-          <w:sz w:val="22"/>
-        </w:rPr>
-        <w:t>SQL Server 2014–2019</w:t>
-      </w:r>
-      <w:r>
-        <w:rPr>
-          <w:sz w:val="22"/>
-        </w:rPr>
-        <w:t xml:space="preserve">, </w:t>
-      </w:r>
-      <w:proofErr w:type="spellStart"/>
-      <w:r>
-        <w:rPr>
-          <w:rStyle w:val="Strong"/>
-          <w:sz w:val="22"/>
-        </w:rPr>
-        <w:t>Redis</w:t>
-      </w:r>
-      <w:proofErr w:type="spellEnd"/>
-      <w:r>
-        <w:rPr>
-          <w:rStyle w:val="Strong"/>
-          <w:sz w:val="22"/>
-        </w:rPr>
         <w:t xml:space="preserve"> 5–7</w:t>
       </w:r>
       <w:r>
@@ -1247,21 +1222,12 @@
         </w:rPr>
         <w:t xml:space="preserve">, </w:t>
       </w:r>
-      <w:proofErr w:type="spellStart"/>
-      <w:r>
-        <w:rPr>
-          <w:rStyle w:val="Strong"/>
-          <w:sz w:val="22"/>
-        </w:rPr>
-        <w:t>MongoDB</w:t>
-      </w:r>
-      <w:proofErr w:type="spellEnd"/>
-      <w:r>
-        <w:rPr>
-          <w:rStyle w:val="Strong"/>
-          <w:sz w:val="22"/>
-        </w:rPr>
-        <w:t xml:space="preserve"> 4–6</w:t>
+      <w:r>
+        <w:rPr>
+          <w:rStyle w:val="Strong"/>
+          <w:sz w:val="22"/>
+        </w:rPr>
+        <w:t>MongoDB 4–6</w:t>
       </w:r>
       <w:r>
         <w:rPr>
@@ -1351,7 +1317,117 @@
           <w:rStyle w:val="Strong"/>
           <w:sz w:val="22"/>
         </w:rPr>
-        <w:t xml:space="preserve">Cloud &amp; </w:t>
+        <w:t>Cloud &amp; DevOps</w:t>
+      </w:r>
+      <w:r>
+        <w:rPr>
+          <w:sz w:val="22"/>
+        </w:rPr>
+        <w:t xml:space="preserve"> — </w:t>
+      </w:r>
+      <w:r>
+        <w:rPr>
+          <w:rStyle w:val="Strong"/>
+          <w:sz w:val="22"/>
+        </w:rPr>
+        <w:t>AWS</w:t>
+      </w:r>
+      <w:r>
+        <w:rPr>
+          <w:sz w:val="22"/>
+        </w:rPr>
+        <w:t xml:space="preserve"> (</w:t>
+      </w:r>
+      <w:r>
+        <w:rPr>
+          <w:rStyle w:val="Strong"/>
+          <w:sz w:val="22"/>
+        </w:rPr>
+        <w:t>EKS</w:t>
+      </w:r>
+      <w:r>
+        <w:rPr>
+          <w:sz w:val="22"/>
+        </w:rPr>
+        <w:t xml:space="preserve">, </w:t>
+      </w:r>
+      <w:r>
+        <w:rPr>
+          <w:rStyle w:val="Strong"/>
+          <w:sz w:val="22"/>
+        </w:rPr>
+        <w:t>ECS</w:t>
+      </w:r>
+      <w:r>
+        <w:rPr>
+          <w:sz w:val="22"/>
+        </w:rPr>
+        <w:t xml:space="preserve">, </w:t>
+      </w:r>
+      <w:r>
+        <w:rPr>
+          <w:rStyle w:val="Strong"/>
+          <w:sz w:val="22"/>
+        </w:rPr>
+        <w:t>EC2</w:t>
+      </w:r>
+      <w:r>
+        <w:rPr>
+          <w:sz w:val="22"/>
+        </w:rPr>
+        <w:t xml:space="preserve">, </w:t>
+      </w:r>
+      <w:r>
+        <w:rPr>
+          <w:rStyle w:val="Strong"/>
+          <w:sz w:val="22"/>
+        </w:rPr>
+        <w:t>Lambda</w:t>
+      </w:r>
+      <w:r>
+        <w:rPr>
+          <w:sz w:val="22"/>
+        </w:rPr>
+        <w:t xml:space="preserve">, </w:t>
+      </w:r>
+      <w:r>
+        <w:rPr>
+          <w:rStyle w:val="Strong"/>
+          <w:sz w:val="22"/>
+        </w:rPr>
+        <w:t>API Gateway</w:t>
+      </w:r>
+      <w:r>
+        <w:rPr>
+          <w:sz w:val="22"/>
+        </w:rPr>
+        <w:t xml:space="preserve">, </w:t>
+      </w:r>
+      <w:r>
+        <w:rPr>
+          <w:rStyle w:val="Strong"/>
+          <w:sz w:val="22"/>
+        </w:rPr>
+        <w:t>S3</w:t>
+      </w:r>
+      <w:r>
+        <w:rPr>
+          <w:sz w:val="22"/>
+        </w:rPr>
+        <w:t xml:space="preserve">, </w:t>
+      </w:r>
+      <w:r>
+        <w:rPr>
+          <w:rStyle w:val="Strong"/>
+          <w:sz w:val="22"/>
+        </w:rPr>
+        <w:t>RDS</w:t>
+      </w:r>
+      <w:r>
+        <w:rPr>
+          <w:sz w:val="22"/>
+        </w:rPr>
+        <w:t xml:space="preserve">, </w:t>
       </w:r>
       <w:proofErr w:type="spellStart"/>
       <w:r>
@@ -1359,112 +1435,73 @@
           <w:rStyle w:val="Strong"/>
           <w:sz w:val="22"/>
         </w:rPr>
-        <w:t>DevOps</w:t>
+        <w:t>CloudFront</w:t>
       </w:r>
       <w:proofErr w:type="spellEnd"/>
       <w:r>
         <w:rPr>
           <w:sz w:val="22"/>
         </w:rPr>
-        <w:t xml:space="preserve"> — </w:t>
-      </w:r>
-      <w:r>
-        <w:rPr>
-          <w:rStyle w:val="Strong"/>
-          <w:sz w:val="22"/>
-        </w:rPr>
-        <w:t>AWS</w:t>
-      </w:r>
-      <w:r>
-        <w:rPr>
-          <w:sz w:val="22"/>
-        </w:rPr>
-        <w:t xml:space="preserve"> (</w:t>
-      </w:r>
-      <w:r>
-        <w:rPr>
-          <w:rStyle w:val="Strong"/>
-          <w:sz w:val="22"/>
-        </w:rPr>
-        <w:t>EKS</w:t>
-      </w:r>
-      <w:r>
-        <w:rPr>
-          <w:sz w:val="22"/>
-        </w:rPr>
-        <w:t xml:space="preserve">, </w:t>
-      </w:r>
-      <w:r>
-        <w:rPr>
-          <w:rStyle w:val="Strong"/>
-          <w:sz w:val="22"/>
-        </w:rPr>
-        <w:t>ECS</w:t>
-      </w:r>
-      <w:r>
-        <w:rPr>
-          <w:sz w:val="22"/>
-        </w:rPr>
-        <w:t xml:space="preserve">, </w:t>
-      </w:r>
-      <w:r>
-        <w:rPr>
-          <w:rStyle w:val="Strong"/>
-          <w:sz w:val="22"/>
-        </w:rPr>
-        <w:t>EC2</w:t>
-      </w:r>
-      <w:r>
-        <w:rPr>
-          <w:sz w:val="22"/>
-        </w:rPr>
-        <w:t xml:space="preserve">, </w:t>
-      </w:r>
-      <w:r>
-        <w:rPr>
-          <w:rStyle w:val="Strong"/>
-          <w:sz w:val="22"/>
-        </w:rPr>
-        <w:t>Lambda</w:t>
-      </w:r>
-      <w:r>
-        <w:rPr>
-          <w:sz w:val="22"/>
-        </w:rPr>
-        <w:t xml:space="preserve">, </w:t>
-      </w:r>
-      <w:r>
-        <w:rPr>
-          <w:rStyle w:val="Strong"/>
-          <w:sz w:val="22"/>
-        </w:rPr>
-        <w:t>API Gateway</w:t>
-      </w:r>
-      <w:r>
-        <w:rPr>
-          <w:sz w:val="22"/>
-        </w:rPr>
-        <w:t xml:space="preserve">, </w:t>
-      </w:r>
-      <w:r>
-        <w:rPr>
-          <w:rStyle w:val="Strong"/>
-          <w:sz w:val="22"/>
-        </w:rPr>
-        <w:t>S3</w:t>
-      </w:r>
-      <w:r>
-        <w:rPr>
-          <w:sz w:val="22"/>
-        </w:rPr>
-        <w:t xml:space="preserve">, </w:t>
-      </w:r>
-      <w:r>
-        <w:rPr>
-          <w:rStyle w:val="Strong"/>
-          <w:sz w:val="22"/>
-        </w:rPr>
-        <w:t>RDS</w:t>
+        <w:t xml:space="preserve">, </w:t>
+      </w:r>
+      <w:r>
+        <w:rPr>
+          <w:rStyle w:val="Strong"/>
+          <w:sz w:val="22"/>
+        </w:rPr>
+        <w:t>IAM</w:t>
+      </w:r>
+      <w:r>
+        <w:rPr>
+          <w:sz w:val="22"/>
+        </w:rPr>
+        <w:t xml:space="preserve">), </w:t>
+      </w:r>
+      <w:r>
+        <w:rPr>
+          <w:rStyle w:val="Strong"/>
+          <w:sz w:val="22"/>
+        </w:rPr>
+        <w:t>Docker 19–24</w:t>
+      </w:r>
+      <w:r>
+        <w:rPr>
+          <w:sz w:val="22"/>
+        </w:rPr>
+        <w:t xml:space="preserve">, </w:t>
+      </w:r>
+      <w:r>
+        <w:rPr>
+          <w:rStyle w:val="Strong"/>
+          <w:sz w:val="22"/>
+        </w:rPr>
+        <w:t>Kubernetes 1.22–1.28</w:t>
+      </w:r>
+      <w:r>
+        <w:rPr>
+          <w:sz w:val="22"/>
+        </w:rPr>
+        <w:t xml:space="preserve">, </w:t>
+      </w:r>
+      <w:r>
+        <w:rPr>
+          <w:rStyle w:val="Strong"/>
+          <w:sz w:val="22"/>
+        </w:rPr>
+        <w:t>Helm 3.x</w:t>
+      </w:r>
+      <w:r>
+        <w:rPr>
+          <w:sz w:val="22"/>
+        </w:rPr>
+        <w:t xml:space="preserve">, </w:t>
+      </w:r>
+      <w:r>
+        <w:rPr>
+          <w:rStyle w:val="Strong"/>
+          <w:sz w:val="22"/>
+        </w:rPr>
+        <w:t>Terraform 1.x</w:t>
       </w:r>
       <w:r>
         <w:rPr>
@@ -1478,7 +1515,7 @@
           <w:rStyle w:val="Strong"/>
           <w:sz w:val="22"/>
         </w:rPr>
-        <w:t>CloudFront</w:t>
+        <w:t>CloudFormation</w:t>
       </w:r>
       <w:proofErr w:type="spellEnd"/>
       <w:r>
@@ -1487,34 +1524,26 @@
         </w:rPr>
         <w:t xml:space="preserve">, </w:t>
       </w:r>
-      <w:r>
-        <w:rPr>
-          <w:rStyle w:val="Strong"/>
-          <w:sz w:val="22"/>
-        </w:rPr>
-        <w:t>IAM</w:t>
-      </w:r>
-      <w:r>
-        <w:rPr>
-          <w:sz w:val="22"/>
-        </w:rPr>
-        <w:t xml:space="preserve">), </w:t>
-      </w:r>
       <w:proofErr w:type="spellStart"/>
       <w:r>
         <w:rPr>
-          <w:rStyle w:val="Strong"/>
-          <w:sz w:val="22"/>
-        </w:rPr>
-        <w:t>Docker</w:t>
+          <w:sz w:val="22"/>
+        </w:rPr>
+        <w:t>GitOps</w:t>
       </w:r>
       <w:proofErr w:type="spellEnd"/>
       <w:r>
         <w:rPr>
-          <w:rStyle w:val="Strong"/>
-          <w:sz w:val="22"/>
-        </w:rPr>
-        <w:t xml:space="preserve"> 19–24</w:t>
+          <w:sz w:val="22"/>
+        </w:rPr>
+        <w:t xml:space="preserve"> patterns, </w:t>
+      </w:r>
+      <w:r>
+        <w:rPr>
+          <w:rStyle w:val="Strong"/>
+          <w:sz w:val="22"/>
+        </w:rPr>
+        <w:t>GitHub Actions</w:t>
       </w:r>
       <w:r>
         <w:rPr>
@@ -1528,7 +1557,7 @@
           <w:rStyle w:val="Strong"/>
           <w:sz w:val="22"/>
         </w:rPr>
-        <w:t>Kubernetes</w:t>
+        <w:t>GitLab</w:t>
       </w:r>
       <w:proofErr w:type="spellEnd"/>
       <w:r>
@@ -1536,114 +1565,6 @@
           <w:rStyle w:val="Strong"/>
           <w:sz w:val="22"/>
         </w:rPr>
-        <w:t xml:space="preserve"> 1.22–1.28</w:t>
-      </w:r>
-      <w:r>
-        <w:rPr>
-          <w:sz w:val="22"/>
-        </w:rPr>
-        <w:t xml:space="preserve">, </w:t>
-      </w:r>
-      <w:r>
-        <w:rPr>
-          <w:rStyle w:val="Strong"/>
-          <w:sz w:val="22"/>
-        </w:rPr>
-        <w:t>Helm 3.x</w:t>
-      </w:r>
-      <w:r>
-        <w:rPr>
-          <w:sz w:val="22"/>
-        </w:rPr>
-        <w:t xml:space="preserve">, </w:t>
-      </w:r>
-      <w:proofErr w:type="spellStart"/>
-      <w:r>
-        <w:rPr>
-          <w:rStyle w:val="Strong"/>
-          <w:sz w:val="22"/>
-        </w:rPr>
-        <w:t>Terraform</w:t>
-      </w:r>
-      <w:proofErr w:type="spellEnd"/>
-      <w:r>
-        <w:rPr>
-          <w:rStyle w:val="Strong"/>
-          <w:sz w:val="22"/>
-        </w:rPr>
-        <w:t xml:space="preserve"> 1.x</w:t>
-      </w:r>
-      <w:r>
-        <w:rPr>
-          <w:sz w:val="22"/>
-        </w:rPr>
-        <w:t xml:space="preserve">, </w:t>
-      </w:r>
-      <w:proofErr w:type="spellStart"/>
-      <w:r>
-        <w:rPr>
-          <w:rStyle w:val="Strong"/>
-          <w:sz w:val="22"/>
-        </w:rPr>
-        <w:t>CloudFormation</w:t>
-      </w:r>
-      <w:proofErr w:type="spellEnd"/>
-      <w:r>
-        <w:rPr>
-          <w:sz w:val="22"/>
-        </w:rPr>
-        <w:t xml:space="preserve">, </w:t>
-      </w:r>
-      <w:proofErr w:type="spellStart"/>
-      <w:r>
-        <w:rPr>
-          <w:sz w:val="22"/>
-        </w:rPr>
-        <w:t>GitOps</w:t>
-      </w:r>
-      <w:proofErr w:type="spellEnd"/>
-      <w:r>
-        <w:rPr>
-          <w:sz w:val="22"/>
-        </w:rPr>
-        <w:t xml:space="preserve"> patterns, </w:t>
-      </w:r>
-      <w:proofErr w:type="spellStart"/>
-      <w:r>
-        <w:rPr>
-          <w:rStyle w:val="Strong"/>
-          <w:sz w:val="22"/>
-        </w:rPr>
-        <w:t>GitHub</w:t>
-      </w:r>
-      <w:proofErr w:type="spellEnd"/>
-      <w:r>
-        <w:rPr>
-          <w:rStyle w:val="Strong"/>
-          <w:sz w:val="22"/>
-        </w:rPr>
-        <w:t xml:space="preserve"> Actions</w:t>
-      </w:r>
-      <w:r>
-        <w:rPr>
-          <w:sz w:val="22"/>
-        </w:rPr>
-        <w:t xml:space="preserve">, </w:t>
-      </w:r>
-      <w:proofErr w:type="spellStart"/>
-      <w:r>
-        <w:rPr>
-          <w:rStyle w:val="Strong"/>
-          <w:sz w:val="22"/>
-        </w:rPr>
-        <w:t>GitLab</w:t>
-      </w:r>
-      <w:proofErr w:type="spellEnd"/>
-      <w:r>
-        <w:rPr>
-          <w:rStyle w:val="Strong"/>
-          <w:sz w:val="22"/>
-        </w:rPr>
         <w:t xml:space="preserve"> CI</w:t>
       </w:r>
       <w:r>
@@ -1670,17 +1591,8 @@
           <w:rStyle w:val="Strong"/>
           <w:sz w:val="22"/>
         </w:rPr>
-        <w:t xml:space="preserve">Azure </w:t>
-      </w:r>
-      <w:proofErr w:type="spellStart"/>
-      <w:r>
-        <w:rPr>
-          <w:rStyle w:val="Strong"/>
-          <w:sz w:val="22"/>
-        </w:rPr>
-        <w:t>DevOps</w:t>
-      </w:r>
-      <w:proofErr w:type="spellEnd"/>
+        <w:t>Azure DevOps</w:t>
+      </w:r>
     </w:p>
     <w:p>
       <w:pPr>
@@ -1695,21 +1607,12 @@
           <w:sz w:val="22"/>
         </w:rPr>
       </w:pPr>
-      <w:proofErr w:type="spellStart"/>
-      <w:r>
-        <w:rPr>
-          <w:rStyle w:val="Strong"/>
-          <w:sz w:val="22"/>
-        </w:rPr>
-        <w:t>Observability</w:t>
-      </w:r>
-      <w:proofErr w:type="spellEnd"/>
-      <w:r>
-        <w:rPr>
-          <w:rStyle w:val="Strong"/>
-          <w:sz w:val="22"/>
-        </w:rPr>
-        <w:t xml:space="preserve"> &amp; Reliability</w:t>
+      <w:r>
+        <w:rPr>
+          <w:rStyle w:val="Strong"/>
+          <w:sz w:val="22"/>
+        </w:rPr>
+        <w:t>Observability &amp; Reliability</w:t>
       </w:r>
       <w:r>
         <w:rPr>
@@ -1856,21 +1759,12 @@
         </w:rPr>
         <w:t xml:space="preserve">, </w:t>
       </w:r>
-      <w:proofErr w:type="spellStart"/>
-      <w:r>
-        <w:rPr>
-          <w:rStyle w:val="Strong"/>
-          <w:sz w:val="22"/>
-        </w:rPr>
-        <w:t>OpenID</w:t>
-      </w:r>
-      <w:proofErr w:type="spellEnd"/>
-      <w:r>
-        <w:rPr>
-          <w:rStyle w:val="Strong"/>
-          <w:sz w:val="22"/>
-        </w:rPr>
-        <w:t xml:space="preserve"> Connect</w:t>
+      <w:r>
+        <w:rPr>
+          <w:rStyle w:val="Strong"/>
+          <w:sz w:val="22"/>
+        </w:rPr>
+        <w:t>OpenID Connect</w:t>
       </w:r>
       <w:r>
         <w:rPr>
@@ -2046,21 +1940,7 @@
         <w:rPr>
           <w:sz w:val="22"/>
         </w:rPr>
-        <w:t xml:space="preserve">, hypothesis, contract tests, integration testing with </w:t>
-      </w:r>
-      <w:proofErr w:type="spellStart"/>
-      <w:r>
-        <w:rPr>
-          <w:sz w:val="22"/>
-        </w:rPr>
-        <w:t>Docker</w:t>
-      </w:r>
-      <w:proofErr w:type="spellEnd"/>
-      <w:r>
-        <w:rPr>
-          <w:sz w:val="22"/>
-        </w:rPr>
-        <w:t xml:space="preserve">, load testing patterns, </w:t>
+        <w:t xml:space="preserve">, hypothesis, contract tests, integration testing with Docker, load testing patterns, </w:t>
       </w:r>
       <w:proofErr w:type="spellStart"/>
       <w:r>
@@ -2345,7 +2225,6 @@
         </w:rPr>
         <w:t xml:space="preserve"> by standardizing point-in-time joins, aligning transformation logic across batch and serving layers, and validating parity between </w:t>
       </w:r>
-      <w:proofErr w:type="spellStart"/>
       <w:r>
         <w:rPr>
           <w:rStyle w:val="Strong"/>
@@ -2353,7 +2232,6 @@
         </w:rPr>
         <w:t>PostgreSQL</w:t>
       </w:r>
-      <w:proofErr w:type="spellEnd"/>
       <w:r>
         <w:rPr>
           <w:sz w:val="22"/>
@@ -2690,29 +2568,19 @@
         </w:rPr>
         <w:t xml:space="preserve">, canary rollouts, and rollback-safe deployment controls implemented through </w:t>
       </w:r>
-      <w:proofErr w:type="spellStart"/>
-      <w:r>
-        <w:rPr>
-          <w:rStyle w:val="Strong"/>
-          <w:sz w:val="22"/>
-        </w:rPr>
-        <w:t>GitHub</w:t>
-      </w:r>
-      <w:proofErr w:type="spellEnd"/>
-      <w:r>
-        <w:rPr>
-          <w:rStyle w:val="Strong"/>
-          <w:sz w:val="22"/>
-        </w:rPr>
-        <w:t xml:space="preserve"> Actions</w:t>
-      </w:r>
-      <w:r>
-        <w:rPr>
-          <w:sz w:val="22"/>
-        </w:rPr>
-        <w:t xml:space="preserve">, </w:t>
-      </w:r>
-      <w:proofErr w:type="spellStart"/>
+      <w:r>
+        <w:rPr>
+          <w:rStyle w:val="Strong"/>
+          <w:sz w:val="22"/>
+        </w:rPr>
+        <w:t>GitHub Actions</w:t>
+      </w:r>
+      <w:r>
+        <w:rPr>
+          <w:sz w:val="22"/>
+        </w:rPr>
+        <w:t xml:space="preserve">, </w:t>
+      </w:r>
       <w:r>
         <w:rPr>
           <w:rStyle w:val="Strong"/>
@@ -2720,7 +2588,6 @@
         </w:rPr>
         <w:t>Terraform</w:t>
       </w:r>
-      <w:proofErr w:type="spellEnd"/>
       <w:r>
         <w:rPr>
           <w:sz w:val="22"/>
@@ -3169,21 +3036,12 @@
         </w:rPr>
         <w:t xml:space="preserve"> and </w:t>
       </w:r>
-      <w:proofErr w:type="spellStart"/>
-      <w:r>
-        <w:rPr>
-          <w:rStyle w:val="Strong"/>
-          <w:sz w:val="22"/>
-        </w:rPr>
-        <w:t>PostgreSQL</w:t>
-      </w:r>
-      <w:proofErr w:type="spellEnd"/>
-      <w:r>
-        <w:rPr>
-          <w:rStyle w:val="Strong"/>
-          <w:sz w:val="22"/>
-        </w:rPr>
-        <w:t xml:space="preserve"> 12</w:t>
+      <w:r>
+        <w:rPr>
+          <w:rStyle w:val="Strong"/>
+          <w:sz w:val="22"/>
+        </w:rPr>
+        <w:t>PostgreSQL 12</w:t>
       </w:r>
       <w:r>
         <w:rPr>
@@ -3275,21 +3133,12 @@
         </w:rPr>
         <w:t xml:space="preserve">Migrated fragile legacy batch workloads into containerized worker processes on </w:t>
       </w:r>
-      <w:proofErr w:type="spellStart"/>
-      <w:r>
-        <w:rPr>
-          <w:rStyle w:val="Strong"/>
-          <w:sz w:val="22"/>
-        </w:rPr>
-        <w:t>Docker</w:t>
-      </w:r>
-      <w:proofErr w:type="spellEnd"/>
-      <w:r>
-        <w:rPr>
-          <w:rStyle w:val="Strong"/>
-          <w:sz w:val="22"/>
-        </w:rPr>
-        <w:t xml:space="preserve"> 19</w:t>
+      <w:r>
+        <w:rPr>
+          <w:rStyle w:val="Strong"/>
+          <w:sz w:val="22"/>
+        </w:rPr>
+        <w:t>Docker 19</w:t>
       </w:r>
       <w:r>
         <w:rPr>
@@ -3681,21 +3530,12 @@
         </w:rPr>
         <w:t xml:space="preserve"> indexing for slice-based analysis, allowing engineers to inspect failure clusters and prediction segments quickly without relying on slow, expensive full-table exploration in </w:t>
       </w:r>
-      <w:proofErr w:type="spellStart"/>
-      <w:r>
-        <w:rPr>
-          <w:rStyle w:val="Strong"/>
-          <w:sz w:val="22"/>
-        </w:rPr>
-        <w:t>Postgres</w:t>
-      </w:r>
-      <w:proofErr w:type="spellEnd"/>
-      <w:r>
-        <w:rPr>
-          <w:rStyle w:val="Strong"/>
-          <w:sz w:val="22"/>
-        </w:rPr>
-        <w:t xml:space="preserve"> 10</w:t>
+      <w:r>
+        <w:rPr>
+          <w:rStyle w:val="Strong"/>
+          <w:sz w:val="22"/>
+        </w:rPr>
+        <w:t>Postgres 10</w:t>
       </w:r>
       <w:r>
         <w:rPr>
@@ -4316,15 +4156,17 @@
       </w:pPr>
       <w:r>
         <w:rPr>
-          <w:rFonts w:ascii="Arial" w:eastAsia="Arial" w:hAnsi="Arial" w:cs="Arial"/>
+          <w:rFonts w:ascii="Arial" w:hAnsi="Arial" w:cs="Arial"/>
           <w:b/>
           <w:bCs/>
-          <w:color w:val="111111"/>
-          <w:sz w:val="22"/>
-          <w:szCs w:val="18"/>
-        </w:rPr>
-        <w:t>Stanford University Department of Computer Science</w:t>
-      </w:r>
+          <w:color w:val="000000"/>
+          <w:sz w:val="22"/>
+          <w:szCs w:val="23"/>
+        </w:rPr>
+        <w:t>Harvard University</w:t>
+      </w:r>
+      <w:bookmarkStart w:id="0" w:name="_GoBack"/>
+      <w:bookmarkEnd w:id="0"/>
     </w:p>
     <w:p>
       <w:pPr>
